--- a/docs/exports/EcoMind-AI-Manual-Test-Guide.docx
+++ b/docs/exports/EcoMind-AI-Manual-Test-Guide.docx
@@ -7477,7 +7477,7 @@
         </w:numPr>
       </w:pPr>
       <w:r>
-        <w:t xml:space="preserve">A task already in an active plan cannot be added to another one; the app says so.</w:t>
+        <w:t xml:space="preserve">A task already in an active plan cannot be added to another one. Try it: the error names the task by title and the plan by name (not a code).</w:t>
       </w:r>
     </w:p>
     <w:bookmarkEnd w:id="30"/>
@@ -9002,7 +9002,32 @@
         <w:t xml:space="preserve"> </w:t>
       </w:r>
       <w:r>
-        <w:t xml:space="preserve">can report incidents and sees their own. (Operators have no Incidents page.) (Known gap: a collector who is</w:t>
+        <w:t xml:space="preserve">can report incidents and sees their own. (Operators have no Incidents page.) As manager, open the incident, choose a collector under assign (</w:t>
+      </w:r>
+      <w:r>
+        <w:rPr>
+          <w:rStyle w:val="VerbatimChar"/>
+        </w:rPr>
+        <w:t xml:space="preserve">Test Collector</w:t>
+      </w:r>
+      <w:r>
+        <w:t xml:space="preserve">) and click the assign button. Then sign in as the collector:</w:t>
+      </w:r>
+      <w:r>
+        <w:t xml:space="preserve"> </w:t>
+      </w:r>
+      <w:r>
+        <w:rPr>
+          <w:b/>
+          <w:bCs/>
+        </w:rPr>
+        <w:t xml:space="preserve">Incidents</w:t>
+      </w:r>
+      <w:r>
+        <w:t xml:space="preserve"> </w:t>
+      </w:r>
+      <w:r>
+        <w:t xml:space="preserve">now lists that incident and it opens, but the collector has no status or assign controls. If the manager assigns it to someone else, it disappears from the collector’s list.</w:t>
       </w:r>
       <w:r>
         <w:t xml:space="preserve"> </w:t>
@@ -9012,13 +9037,7 @@
           <w:i/>
           <w:iCs/>
         </w:rPr>
-        <w:t xml:space="preserve">assigned</w:t>
-      </w:r>
-      <w:r>
-        <w:t xml:space="preserve"> </w:t>
-      </w:r>
-      <w:r>
-        <w:t xml:space="preserve">someone else’s incident cannot open it.)</w:t>
+        <w:t xml:space="preserve">(Automated test only; not rehearsed by hand.)</w:t>
       </w:r>
     </w:p>
     <w:p>
@@ -16218,54 +16237,6 @@
             </w:pPr>
             <w:r>
               <w:t xml:space="preserve">Not covered unless you set them up</w:t>
-            </w:r>
-          </w:p>
-        </w:tc>
-      </w:tr>
-      <w:tr>
-        <w:tc>
-          <w:tcPr/>
-          <w:p>
-            <w:pPr>
-              <w:pStyle w:val="Compact"/>
-            </w:pPr>
-            <w:r>
-              <w:t xml:space="preserve">Collector assigned an incident cannot open it</w:t>
-            </w:r>
-          </w:p>
-        </w:tc>
-        <w:tc>
-          <w:tcPr/>
-          <w:p>
-            <w:pPr>
-              <w:pStyle w:val="Compact"/>
-            </w:pPr>
-            <w:r>
-              <w:t xml:space="preserve">Known gap</w:t>
-            </w:r>
-          </w:p>
-        </w:tc>
-      </w:tr>
-      <w:tr>
-        <w:tc>
-          <w:tcPr/>
-          <w:p>
-            <w:pPr>
-              <w:pStyle w:val="Compact"/>
-            </w:pPr>
-            <w:r>
-              <w:t xml:space="preserve">A route-plan error mentions an internal ID instead of a plan name</w:t>
-            </w:r>
-          </w:p>
-        </w:tc>
-        <w:tc>
-          <w:tcPr/>
-          <w:p>
-            <w:pPr>
-              <w:pStyle w:val="Compact"/>
-            </w:pPr>
-            <w:r>
-              <w:t xml:space="preserve">Known small issue</w:t>
             </w:r>
           </w:p>
         </w:tc>

--- a/docs/exports/EcoMind-AI-Manual-Test-Guide.docx
+++ b/docs/exports/EcoMind-AI-Manual-Test-Guide.docx
@@ -21,7 +21,7 @@
         <w:p>
           <w:r>
             <w:fldChar w:fldCharType="begin" w:dirty="true"/>
-            <w:instrText xml:space="preserve">TOC \o "1-2" \h \z \u</w:instrText>
+            <w:instrText xml:space="preserve">TOC \o "1-3" \h \z \u</w:instrText>
             <w:fldChar w:fldCharType="separate"/>
             <w:fldChar w:fldCharType="end"/>
           </w:r>
@@ -1467,6 +1467,201 @@
         </w:tc>
       </w:tr>
     </w:tbl>
+    <w:p>
+      <w:pPr>
+        <w:pStyle w:val="BodyText"/>
+      </w:pPr>
+      <w:r>
+        <w:rPr>
+          <w:b/>
+          <w:bCs/>
+        </w:rPr>
+        <w:t xml:space="preserve">Shortcut for a throw-away test or demo system (not production):</w:t>
+      </w:r>
+      <w:r>
+        <w:t xml:space="preserve"> </w:t>
+      </w:r>
+      <w:r>
+        <w:t xml:space="preserve">instead of the sign-ups below, run</w:t>
+      </w:r>
+      <w:r>
+        <w:t xml:space="preserve"> </w:t>
+      </w:r>
+      <w:r>
+        <w:rPr>
+          <w:rStyle w:val="VerbatimChar"/>
+        </w:rPr>
+        <w:t xml:space="preserve">docker compose exec -e DEMO_PASSWORD='&lt;a password you choose, 12+ characters&gt;' backend python -m app.cli seed-demo-accounts</w:t>
+      </w:r>
+      <w:r>
+        <w:t xml:space="preserve">.</w:t>
+      </w:r>
+      <w:r>
+        <w:t xml:space="preserve"> </w:t>
+      </w:r>
+      <w:r>
+        <w:t xml:space="preserve">It creates</w:t>
+      </w:r>
+      <w:r>
+        <w:t xml:space="preserve"> </w:t>
+      </w:r>
+      <w:r>
+        <w:rPr>
+          <w:rStyle w:val="VerbatimChar"/>
+        </w:rPr>
+        <w:t xml:space="preserve">admin@</w:t>
+      </w:r>
+      <w:r>
+        <w:t xml:space="preserve">,</w:t>
+      </w:r>
+      <w:r>
+        <w:t xml:space="preserve"> </w:t>
+      </w:r>
+      <w:r>
+        <w:rPr>
+          <w:rStyle w:val="VerbatimChar"/>
+        </w:rPr>
+        <w:t xml:space="preserve">manager@</w:t>
+      </w:r>
+      <w:r>
+        <w:t xml:space="preserve">,</w:t>
+      </w:r>
+      <w:r>
+        <w:t xml:space="preserve"> </w:t>
+      </w:r>
+      <w:r>
+        <w:rPr>
+          <w:rStyle w:val="VerbatimChar"/>
+        </w:rPr>
+        <w:t xml:space="preserve">collector@</w:t>
+      </w:r>
+      <w:r>
+        <w:t xml:space="preserve">,</w:t>
+      </w:r>
+      <w:r>
+        <w:t xml:space="preserve"> </w:t>
+      </w:r>
+      <w:r>
+        <w:rPr>
+          <w:rStyle w:val="VerbatimChar"/>
+        </w:rPr>
+        <w:t xml:space="preserve">operator@</w:t>
+      </w:r>
+      <w:r>
+        <w:t xml:space="preserve">,</w:t>
+      </w:r>
+      <w:r>
+        <w:t xml:space="preserve"> </w:t>
+      </w:r>
+      <w:r>
+        <w:rPr>
+          <w:rStyle w:val="VerbatimChar"/>
+        </w:rPr>
+        <w:t xml:space="preserve">citizen@</w:t>
+      </w:r>
+      <w:r>
+        <w:t xml:space="preserve"> </w:t>
+      </w:r>
+      <w:r>
+        <w:t xml:space="preserve">and</w:t>
+      </w:r>
+      <w:r>
+        <w:t xml:space="preserve"> </w:t>
+      </w:r>
+      <w:r>
+        <w:rPr>
+          <w:rStyle w:val="VerbatimChar"/>
+        </w:rPr>
+        <w:t xml:space="preserve">verifier@example.org</w:t>
+      </w:r>
+      <w:r>
+        <w:t xml:space="preserve"> </w:t>
+      </w:r>
+      <w:r>
+        <w:t xml:space="preserve">with their roles, already e-mail verified. Running it again changes nothing; to change the shared password later, run it again with the new</w:t>
+      </w:r>
+      <w:r>
+        <w:t xml:space="preserve"> </w:t>
+      </w:r>
+      <w:r>
+        <w:rPr>
+          <w:rStyle w:val="VerbatimChar"/>
+        </w:rPr>
+        <w:t xml:space="preserve">DEMO_PASSWORD</w:t>
+      </w:r>
+      <w:r>
+        <w:t xml:space="preserve"> </w:t>
+      </w:r>
+      <w:r>
+        <w:t xml:space="preserve">and</w:t>
+      </w:r>
+      <w:r>
+        <w:t xml:space="preserve"> </w:t>
+      </w:r>
+      <w:r>
+        <w:rPr>
+          <w:rStyle w:val="VerbatimChar"/>
+        </w:rPr>
+        <w:t xml:space="preserve">--reset-passwords</w:t>
+      </w:r>
+      <w:r>
+        <w:t xml:space="preserve"> </w:t>
+      </w:r>
+      <w:r>
+        <w:t xml:space="preserve">(the old password stops working and those users are signed out).</w:t>
+      </w:r>
+      <w:r>
+        <w:t xml:space="preserve"> </w:t>
+      </w:r>
+      <w:r>
+        <w:rPr>
+          <w:rStyle w:val="VerbatimChar"/>
+        </w:rPr>
+        <w:t xml:space="preserve">--domain &lt;name&gt;</w:t>
+      </w:r>
+      <w:r>
+        <w:t xml:space="preserve"> </w:t>
+      </w:r>
+      <w:r>
+        <w:t xml:space="preserve">changes the mail domain. It refuses to run when</w:t>
+      </w:r>
+      <w:r>
+        <w:t xml:space="preserve"> </w:t>
+      </w:r>
+      <w:r>
+        <w:rPr>
+          <w:rStyle w:val="VerbatimChar"/>
+        </w:rPr>
+        <w:t xml:space="preserve">ENVIRONMENT=production</w:t>
+      </w:r>
+      <w:r>
+        <w:t xml:space="preserve">. Then use those addresses wherever this guide says</w:t>
+      </w:r>
+      <w:r>
+        <w:t xml:space="preserve"> </w:t>
+      </w:r>
+      <w:r>
+        <w:rPr>
+          <w:rStyle w:val="VerbatimChar"/>
+        </w:rPr>
+        <w:t xml:space="preserve">*.test@example.org</w:t>
+      </w:r>
+      <w:r>
+        <w:t xml:space="preserve">, and skip to</w:t>
+      </w:r>
+      <w:r>
+        <w:t xml:space="preserve"> </w:t>
+      </w:r>
+      <w:r>
+        <w:t xml:space="preserve">“Give roles”</w:t>
+      </w:r>
+      <w:r>
+        <w:t xml:space="preserve"> </w:t>
+      </w:r>
+      <w:r>
+        <w:t xml:space="preserve">only for any extra role you need. This command was tested by automated tests (5) but not inside Docker.</w:t>
+      </w:r>
+    </w:p>
     <w:p>
       <w:pPr>
         <w:pStyle w:val="BodyText"/>
@@ -11853,6 +12048,63 @@
       </w:r>
       <w:r>
         <w:t xml:space="preserve">.</w:t>
+      </w:r>
+    </w:p>
+    <w:p>
+      <w:pPr>
+        <w:pStyle w:val="BodyText"/>
+      </w:pPr>
+      <w:r>
+        <w:rPr>
+          <w:b/>
+          <w:bCs/>
+        </w:rPr>
+        <w:t xml:space="preserve">Alternative with a visible inbox:</w:t>
+      </w:r>
+      <w:r>
+        <w:t xml:space="preserve"> </w:t>
+      </w:r>
+      <w:r>
+        <w:t xml:space="preserve">run</w:t>
+      </w:r>
+      <w:r>
+        <w:t xml:space="preserve"> </w:t>
+      </w:r>
+      <w:r>
+        <w:rPr>
+          <w:rStyle w:val="VerbatimChar"/>
+        </w:rPr>
+        <w:t xml:space="preserve">make demo-mail-up</w:t>
+      </w:r>
+      <w:r>
+        <w:t xml:space="preserve"> </w:t>
+      </w:r>
+      <w:r>
+        <w:t xml:space="preserve">instead of</w:t>
+      </w:r>
+      <w:r>
+        <w:t xml:space="preserve"> </w:t>
+      </w:r>
+      <w:r>
+        <w:rPr>
+          <w:rStyle w:val="VerbatimChar"/>
+        </w:rPr>
+        <w:t xml:space="preserve">make up</w:t>
+      </w:r>
+      <w:r>
+        <w:t xml:space="preserve">, then open</w:t>
+      </w:r>
+      <w:r>
+        <w:t xml:space="preserve"> </w:t>
+      </w:r>
+      <w:r>
+        <w:rPr>
+          <w:rStyle w:val="VerbatimChar"/>
+        </w:rPr>
+        <w:t xml:space="preserve">http://localhost:8025</w:t>
+      </w:r>
+      <w:r>
+        <w:t xml:space="preserve">. Each e-mail below appears there with its link; you do not need the log. (This was not run in the build environment because it has no Docker; if the inbox does not show a message, fall back to the log and tell the maintainer.)</w:t>
       </w:r>
     </w:p>
     <w:p>
